--- a/Daily Reports/22_10_2026-CBOT Reports.docx
+++ b/Daily Reports/22_10_2026-CBOT Reports.docx
@@ -104,7 +104,7 @@
           <w:color w:val="5C768D"/>
           <w:sz w:val="19"/>
         </w:rPr>
-        <w:t>Cập nhật tự động qua `macro_tracker.py` vào lúc 02:01 ICT ngày 22/10/2026</w:t>
+        <w:t>Cập nhật tự động qua `macro_tracker.py` vào lúc 03:01 ICT ngày 22/10/2026</w:t>
       </w:r>
     </w:p>
     <w:tbl>
@@ -313,7 +313,7 @@
               <w:rPr>
                 <w:b/>
               </w:rPr>
-              <w:t>109.33 / thùng</w:t>
+              <w:t>109.56 / thùng</w:t>
             </w:r>
           </w:p>
         </w:tc>
@@ -344,7 +344,7 @@
               <w:rPr>
                 <w:b/>
               </w:rPr>
-              <w:t>+0.50%</w:t>
+              <w:t>+0.71%</w:t>
             </w:r>
           </w:p>
         </w:tc>
@@ -442,7 +442,7 @@
               <w:rPr>
                 <w:b/>
               </w:rPr>
-              <w:t>101.74</w:t>
+              <w:t>101.69</w:t>
             </w:r>
           </w:p>
         </w:tc>
@@ -473,7 +473,7 @@
               <w:rPr>
                 <w:b/>
               </w:rPr>
-              <w:t>+0.01%</w:t>
+              <w:t>-0.03%</w:t>
             </w:r>
           </w:p>
         </w:tc>
@@ -1218,7 +1218,7 @@
         <w:rPr>
           <w:b/>
         </w:rPr>
-        <w:t>`109.33` (+0.50%)</w:t>
+        <w:t>`109.56` (+0.71%)</w:t>
       </w:r>
       <w:r>
         <w:t xml:space="preserve"> | DXY: </w:t>
@@ -1227,7 +1227,7 @@
         <w:rPr>
           <w:b/>
         </w:rPr>
-        <w:t>`101.74` (+0.01%)</w:t>
+        <w:t>`101.69` (-0.03%)</w:t>
       </w:r>
       <w:r>
         <w:t xml:space="preserve"> | Lúa mì CBOT: </w:t>
@@ -1306,7 +1306,7 @@
           <w:color w:val="5C768D"/>
           <w:sz w:val="19"/>
         </w:rPr>
-        <w:t>Cập nhật tự động lúc 02:01 ICT ngày 22/10/2026 — Nguồn: NOAA, USDA, BOM Australia</w:t>
+        <w:t>Cập nhật tự động lúc 03:01 ICT ngày 22/10/2026 — Nguồn: NOAA, USDA, BOM Australia</w:t>
       </w:r>
     </w:p>
     <w:p>
@@ -3605,7 +3605,7 @@
               <w:rPr>
                 <w:b/>
               </w:rPr>
-              <w:t>464.43 (+0.18)</w:t>
+              <w:t>464.48 (+0.23)</w:t>
             </w:r>
           </w:p>
         </w:tc>
@@ -3853,7 +3853,7 @@
               <w:rPr>
                 <w:b/>
               </w:rPr>
-              <w:t>629.09 (+0.84)</w:t>
+              <w:t>629.12 (+0.87)</w:t>
             </w:r>
           </w:p>
         </w:tc>
@@ -11614,10 +11614,10 @@
         <w:rPr>
           <w:b/>
         </w:rPr>
-        <w:t>`464.43 cents`</w:t>
+        <w:t>`464.48 cents`</w:t>
       </w:r>
       <w:r>
-        <w:t xml:space="preserve"> (+0.18).</w:t>
+        <w:t xml:space="preserve"> (+0.23).</w:t>
       </w:r>
     </w:p>
     <w:p>
@@ -11981,7 +11981,7 @@
               <w:rPr>
                 <w:b/>
               </w:rPr>
-              <w:t>109.33</w:t>
+              <w:t>109.56</w:t>
             </w:r>
           </w:p>
         </w:tc>
@@ -12012,7 +12012,7 @@
               <w:rPr>
                 <w:b/>
               </w:rPr>
-              <w:t>+0.50%</w:t>
+              <w:t>+0.71%</w:t>
             </w:r>
           </w:p>
         </w:tc>
@@ -12104,7 +12104,7 @@
               <w:rPr>
                 <w:b/>
               </w:rPr>
-              <w:t>101.74</w:t>
+              <w:t>101.69</w:t>
             </w:r>
           </w:p>
         </w:tc>
@@ -12135,7 +12135,7 @@
               <w:rPr>
                 <w:b/>
               </w:rPr>
-              <w:t>+0.01%</w:t>
+              <w:t>-0.03%</w:t>
             </w:r>
           </w:p>
         </w:tc>
@@ -12163,7 +12163,7 @@
             </w:pPr>
             <w:r/>
             <w:r>
-              <w:t>DXY Tăng làm giảm sức cạnh tranh xuất khẩu của ngô Mỹ so với Brazil/Argentina.</w:t>
+              <w:t>DXY Giảm hỗ trợ xuất khẩu ngô Mỹ cạnh tranh tốt hơn.</w:t>
             </w:r>
           </w:p>
         </w:tc>
@@ -21796,10 +21796,10 @@
         <w:rPr>
           <w:b/>
         </w:rPr>
-        <w:t>`629.09 cents`</w:t>
+        <w:t>`629.12 cents`</w:t>
       </w:r>
       <w:r>
-        <w:t xml:space="preserve"> (+0.84).</w:t>
+        <w:t xml:space="preserve"> (+0.87).</w:t>
       </w:r>
     </w:p>
     <w:p>
@@ -22163,7 +22163,7 @@
               <w:rPr>
                 <w:b/>
               </w:rPr>
-              <w:t>109.33</w:t>
+              <w:t>109.56</w:t>
             </w:r>
           </w:p>
         </w:tc>
@@ -22194,7 +22194,7 @@
               <w:rPr>
                 <w:b/>
               </w:rPr>
-              <w:t>+0.50%</w:t>
+              <w:t>+0.71%</w:t>
             </w:r>
           </w:p>
         </w:tc>
@@ -22286,7 +22286,7 @@
               <w:rPr>
                 <w:b/>
               </w:rPr>
-              <w:t>101.74</w:t>
+              <w:t>101.69</w:t>
             </w:r>
           </w:p>
         </w:tc>
@@ -22317,7 +22317,7 @@
               <w:rPr>
                 <w:b/>
               </w:rPr>
-              <w:t>+0.01%</w:t>
+              <w:t>-0.03%</w:t>
             </w:r>
           </w:p>
         </w:tc>
@@ -22345,7 +22345,7 @@
             </w:pPr>
             <w:r/>
             <w:r>
-              <w:t>DXY Tăng khiến lúa mì Mỹ đắt đỏ hơn đối với các khách hàng truyền thống như Ai Cập/Châu Á.</w:t>
+              <w:t>DXY Giảm kích thích nhu cầu nhập khẩu lúa mì Mỹ trên thị trường quốc tế.</w:t>
             </w:r>
           </w:p>
         </w:tc>

--- a/Daily Reports/22_10_2026-CBOT Reports.docx
+++ b/Daily Reports/22_10_2026-CBOT Reports.docx
@@ -104,7 +104,7 @@
           <w:color w:val="5C768D"/>
           <w:sz w:val="19"/>
         </w:rPr>
-        <w:t>Cập nhật tự động qua `macro_tracker.py` vào lúc 03:01 ICT ngày 22/10/2026</w:t>
+        <w:t>Cập nhật tự động qua `macro_tracker.py` vào lúc 04:01 ICT ngày 22/10/2026</w:t>
       </w:r>
     </w:p>
     <w:tbl>
@@ -313,7 +313,7 @@
               <w:rPr>
                 <w:b/>
               </w:rPr>
-              <w:t>109.56 / thùng</w:t>
+              <w:t>109.55 / thùng</w:t>
             </w:r>
           </w:p>
         </w:tc>
@@ -344,7 +344,7 @@
               <w:rPr>
                 <w:b/>
               </w:rPr>
-              <w:t>+0.71%</w:t>
+              <w:t>+0.70%</w:t>
             </w:r>
           </w:p>
         </w:tc>
@@ -473,7 +473,7 @@
               <w:rPr>
                 <w:b/>
               </w:rPr>
-              <w:t>-0.03%</w:t>
+              <w:t>-0.04%</w:t>
             </w:r>
           </w:p>
         </w:tc>
@@ -1218,7 +1218,7 @@
         <w:rPr>
           <w:b/>
         </w:rPr>
-        <w:t>`109.56` (+0.71%)</w:t>
+        <w:t>`109.55` (+0.70%)</w:t>
       </w:r>
       <w:r>
         <w:t xml:space="preserve"> | DXY: </w:t>
@@ -1227,7 +1227,7 @@
         <w:rPr>
           <w:b/>
         </w:rPr>
-        <w:t>`101.69` (-0.03%)</w:t>
+        <w:t>`101.69` (-0.04%)</w:t>
       </w:r>
       <w:r>
         <w:t xml:space="preserve"> | Lúa mì CBOT: </w:t>
@@ -1306,7 +1306,7 @@
           <w:color w:val="5C768D"/>
           <w:sz w:val="19"/>
         </w:rPr>
-        <w:t>Cập nhật tự động lúc 03:01 ICT ngày 22/10/2026 — Nguồn: NOAA, USDA, BOM Australia</w:t>
+        <w:t>Cập nhật tự động lúc 04:01 ICT ngày 22/10/2026 — Nguồn: NOAA, USDA, BOM Australia</w:t>
       </w:r>
     </w:p>
     <w:p>
@@ -11981,7 +11981,7 @@
               <w:rPr>
                 <w:b/>
               </w:rPr>
-              <w:t>109.56</w:t>
+              <w:t>109.55</w:t>
             </w:r>
           </w:p>
         </w:tc>
@@ -12012,7 +12012,7 @@
               <w:rPr>
                 <w:b/>
               </w:rPr>
-              <w:t>+0.71%</w:t>
+              <w:t>+0.70%</w:t>
             </w:r>
           </w:p>
         </w:tc>
@@ -12135,7 +12135,7 @@
               <w:rPr>
                 <w:b/>
               </w:rPr>
-              <w:t>-0.03%</w:t>
+              <w:t>-0.04%</w:t>
             </w:r>
           </w:p>
         </w:tc>
@@ -22163,7 +22163,7 @@
               <w:rPr>
                 <w:b/>
               </w:rPr>
-              <w:t>109.56</w:t>
+              <w:t>109.55</w:t>
             </w:r>
           </w:p>
         </w:tc>
@@ -22194,7 +22194,7 @@
               <w:rPr>
                 <w:b/>
               </w:rPr>
-              <w:t>+0.71%</w:t>
+              <w:t>+0.70%</w:t>
             </w:r>
           </w:p>
         </w:tc>
@@ -22317,7 +22317,7 @@
               <w:rPr>
                 <w:b/>
               </w:rPr>
-              <w:t>-0.03%</w:t>
+              <w:t>-0.04%</w:t>
             </w:r>
           </w:p>
         </w:tc>

--- a/Daily Reports/22_10_2026-CBOT Reports.docx
+++ b/Daily Reports/22_10_2026-CBOT Reports.docx
@@ -104,7 +104,7 @@
           <w:color w:val="5C768D"/>
           <w:sz w:val="19"/>
         </w:rPr>
-        <w:t>Cập nhật tự động qua `macro_tracker.py` vào lúc 04:01 ICT ngày 22/10/2026</w:t>
+        <w:t>Cập nhật tự động qua `macro_tracker.py` vào lúc 05:01 ICT ngày 22/10/2026</w:t>
       </w:r>
     </w:p>
     <w:tbl>
@@ -313,7 +313,7 @@
               <w:rPr>
                 <w:b/>
               </w:rPr>
-              <w:t>109.55 / thùng</w:t>
+              <w:t>109.73 / thùng</w:t>
             </w:r>
           </w:p>
         </w:tc>
@@ -344,7 +344,7 @@
               <w:rPr>
                 <w:b/>
               </w:rPr>
-              <w:t>+0.70%</w:t>
+              <w:t>+0.86%</w:t>
             </w:r>
           </w:p>
         </w:tc>
@@ -1218,7 +1218,7 @@
         <w:rPr>
           <w:b/>
         </w:rPr>
-        <w:t>`109.55` (+0.70%)</w:t>
+        <w:t>`109.73` (+0.86%)</w:t>
       </w:r>
       <w:r>
         <w:t xml:space="preserve"> | DXY: </w:t>
@@ -1306,7 +1306,7 @@
           <w:color w:val="5C768D"/>
           <w:sz w:val="19"/>
         </w:rPr>
-        <w:t>Cập nhật tự động lúc 04:01 ICT ngày 22/10/2026 — Nguồn: NOAA, USDA, BOM Australia</w:t>
+        <w:t>Cập nhật tự động lúc 05:01 ICT ngày 22/10/2026 — Nguồn: NOAA, USDA, BOM Australia</w:t>
       </w:r>
     </w:p>
     <w:p>
@@ -3605,7 +3605,7 @@
               <w:rPr>
                 <w:b/>
               </w:rPr>
-              <w:t>464.48 (+0.23)</w:t>
+              <w:t>464.50 (+0.25)</w:t>
             </w:r>
           </w:p>
         </w:tc>
@@ -11614,10 +11614,10 @@
         <w:rPr>
           <w:b/>
         </w:rPr>
-        <w:t>`464.48 cents`</w:t>
+        <w:t>`464.50 cents`</w:t>
       </w:r>
       <w:r>
-        <w:t xml:space="preserve"> (+0.23).</w:t>
+        <w:t xml:space="preserve"> (+0.25).</w:t>
       </w:r>
     </w:p>
     <w:p>
@@ -11981,7 +11981,7 @@
               <w:rPr>
                 <w:b/>
               </w:rPr>
-              <w:t>109.55</w:t>
+              <w:t>109.73</w:t>
             </w:r>
           </w:p>
         </w:tc>
@@ -12012,7 +12012,7 @@
               <w:rPr>
                 <w:b/>
               </w:rPr>
-              <w:t>+0.70%</w:t>
+              <w:t>+0.86%</w:t>
             </w:r>
           </w:p>
         </w:tc>
@@ -22163,7 +22163,7 @@
               <w:rPr>
                 <w:b/>
               </w:rPr>
-              <w:t>109.55</w:t>
+              <w:t>109.73</w:t>
             </w:r>
           </w:p>
         </w:tc>
@@ -22194,7 +22194,7 @@
               <w:rPr>
                 <w:b/>
               </w:rPr>
-              <w:t>+0.70%</w:t>
+              <w:t>+0.86%</w:t>
             </w:r>
           </w:p>
         </w:tc>

--- a/Daily Reports/22_10_2026-CBOT Reports.docx
+++ b/Daily Reports/22_10_2026-CBOT Reports.docx
@@ -104,7 +104,7 @@
           <w:color w:val="5C768D"/>
           <w:sz w:val="19"/>
         </w:rPr>
-        <w:t>Cập nhật tự động qua `macro_tracker.py` vào lúc 05:01 ICT ngày 22/10/2026</w:t>
+        <w:t>Cập nhật tự động qua `macro_tracker.py` vào lúc 06:00 ICT ngày 22/10/2026</w:t>
       </w:r>
     </w:p>
     <w:tbl>
@@ -313,7 +313,7 @@
               <w:rPr>
                 <w:b/>
               </w:rPr>
-              <w:t>109.73 / thùng</w:t>
+              <w:t>110.05 / thùng</w:t>
             </w:r>
           </w:p>
         </w:tc>
@@ -344,7 +344,7 @@
               <w:rPr>
                 <w:b/>
               </w:rPr>
-              <w:t>+0.86%</w:t>
+              <w:t>+1.16%</w:t>
             </w:r>
           </w:p>
         </w:tc>
@@ -1218,7 +1218,7 @@
         <w:rPr>
           <w:b/>
         </w:rPr>
-        <w:t>`109.73` (+0.86%)</w:t>
+        <w:t>`110.05` (+1.16%)</w:t>
       </w:r>
       <w:r>
         <w:t xml:space="preserve"> | DXY: </w:t>
@@ -1306,7 +1306,7 @@
           <w:color w:val="5C768D"/>
           <w:sz w:val="19"/>
         </w:rPr>
-        <w:t>Cập nhật tự động lúc 05:01 ICT ngày 22/10/2026 — Nguồn: NOAA, USDA, BOM Australia</w:t>
+        <w:t>Cập nhật tự động lúc 06:00 ICT ngày 22/10/2026 — Nguồn: NOAA, USDA, BOM Australia</w:t>
       </w:r>
     </w:p>
     <w:p>
@@ -3605,7 +3605,7 @@
               <w:rPr>
                 <w:b/>
               </w:rPr>
-              <w:t>464.50 (+0.25)</w:t>
+              <w:t>464.53 (+0.28)</w:t>
             </w:r>
           </w:p>
         </w:tc>
@@ -11614,10 +11614,10 @@
         <w:rPr>
           <w:b/>
         </w:rPr>
-        <w:t>`464.50 cents`</w:t>
+        <w:t>`464.53 cents`</w:t>
       </w:r>
       <w:r>
-        <w:t xml:space="preserve"> (+0.25).</w:t>
+        <w:t xml:space="preserve"> (+0.28).</w:t>
       </w:r>
     </w:p>
     <w:p>
@@ -11981,7 +11981,7 @@
               <w:rPr>
                 <w:b/>
               </w:rPr>
-              <w:t>109.73</w:t>
+              <w:t>110.05</w:t>
             </w:r>
           </w:p>
         </w:tc>
@@ -12012,7 +12012,7 @@
               <w:rPr>
                 <w:b/>
               </w:rPr>
-              <w:t>+0.86%</w:t>
+              <w:t>+1.16%</w:t>
             </w:r>
           </w:p>
         </w:tc>
@@ -22163,7 +22163,7 @@
               <w:rPr>
                 <w:b/>
               </w:rPr>
-              <w:t>109.73</w:t>
+              <w:t>110.05</w:t>
             </w:r>
           </w:p>
         </w:tc>
@@ -22194,7 +22194,7 @@
               <w:rPr>
                 <w:b/>
               </w:rPr>
-              <w:t>+0.86%</w:t>
+              <w:t>+1.16%</w:t>
             </w:r>
           </w:p>
         </w:tc>

--- a/Daily Reports/22_10_2026-CBOT Reports.docx
+++ b/Daily Reports/22_10_2026-CBOT Reports.docx
@@ -104,7 +104,7 @@
           <w:color w:val="5C768D"/>
           <w:sz w:val="19"/>
         </w:rPr>
-        <w:t>Cập nhật tự động qua `macro_tracker.py` vào lúc 06:00 ICT ngày 22/10/2026</w:t>
+        <w:t>Cập nhật tự động qua `macro_tracker.py` vào lúc 07:00 ICT ngày 22/10/2026</w:t>
       </w:r>
     </w:p>
     <w:tbl>
@@ -313,7 +313,7 @@
               <w:rPr>
                 <w:b/>
               </w:rPr>
-              <w:t>110.05 / thùng</w:t>
+              <w:t>109.98 / thùng</w:t>
             </w:r>
           </w:p>
         </w:tc>
@@ -344,7 +344,7 @@
               <w:rPr>
                 <w:b/>
               </w:rPr>
-              <w:t>+1.16%</w:t>
+              <w:t>+1.09%</w:t>
             </w:r>
           </w:p>
         </w:tc>
@@ -442,7 +442,7 @@
               <w:rPr>
                 <w:b/>
               </w:rPr>
-              <w:t>101.69</w:t>
+              <w:t>101.67</w:t>
             </w:r>
           </w:p>
         </w:tc>
@@ -473,7 +473,7 @@
               <w:rPr>
                 <w:b/>
               </w:rPr>
-              <w:t>-0.04%</w:t>
+              <w:t>-0.06%</w:t>
             </w:r>
           </w:p>
         </w:tc>
@@ -1218,7 +1218,7 @@
         <w:rPr>
           <w:b/>
         </w:rPr>
-        <w:t>`110.05` (+1.16%)</w:t>
+        <w:t>`109.98` (+1.09%)</w:t>
       </w:r>
       <w:r>
         <w:t xml:space="preserve"> | DXY: </w:t>
@@ -1227,7 +1227,7 @@
         <w:rPr>
           <w:b/>
         </w:rPr>
-        <w:t>`101.69` (-0.04%)</w:t>
+        <w:t>`101.67` (-0.06%)</w:t>
       </w:r>
       <w:r>
         <w:t xml:space="preserve"> | Lúa mì CBOT: </w:t>
@@ -1306,7 +1306,7 @@
           <w:color w:val="5C768D"/>
           <w:sz w:val="19"/>
         </w:rPr>
-        <w:t>Cập nhật tự động lúc 06:00 ICT ngày 22/10/2026 — Nguồn: NOAA, USDA, BOM Australia</w:t>
+        <w:t>Cập nhật tự động lúc 07:00 ICT ngày 22/10/2026 — Nguồn: NOAA, USDA, BOM Australia</w:t>
       </w:r>
     </w:p>
     <w:p>
@@ -3853,7 +3853,7 @@
               <w:rPr>
                 <w:b/>
               </w:rPr>
-              <w:t>629.12 (+0.87)</w:t>
+              <w:t>629.13 (+0.88)</w:t>
             </w:r>
           </w:p>
         </w:tc>
@@ -11981,7 +11981,7 @@
               <w:rPr>
                 <w:b/>
               </w:rPr>
-              <w:t>110.05</w:t>
+              <w:t>109.98</w:t>
             </w:r>
           </w:p>
         </w:tc>
@@ -12012,7 +12012,7 @@
               <w:rPr>
                 <w:b/>
               </w:rPr>
-              <w:t>+1.16%</w:t>
+              <w:t>+1.09%</w:t>
             </w:r>
           </w:p>
         </w:tc>
@@ -12104,7 +12104,7 @@
               <w:rPr>
                 <w:b/>
               </w:rPr>
-              <w:t>101.69</w:t>
+              <w:t>101.67</w:t>
             </w:r>
           </w:p>
         </w:tc>
@@ -12135,7 +12135,7 @@
               <w:rPr>
                 <w:b/>
               </w:rPr>
-              <w:t>-0.04%</w:t>
+              <w:t>-0.06%</w:t>
             </w:r>
           </w:p>
         </w:tc>
@@ -21796,10 +21796,10 @@
         <w:rPr>
           <w:b/>
         </w:rPr>
-        <w:t>`629.12 cents`</w:t>
+        <w:t>`629.13 cents`</w:t>
       </w:r>
       <w:r>
-        <w:t xml:space="preserve"> (+0.87).</w:t>
+        <w:t xml:space="preserve"> (+0.88).</w:t>
       </w:r>
     </w:p>
     <w:p>
@@ -22163,7 +22163,7 @@
               <w:rPr>
                 <w:b/>
               </w:rPr>
-              <w:t>110.05</w:t>
+              <w:t>109.98</w:t>
             </w:r>
           </w:p>
         </w:tc>
@@ -22194,7 +22194,7 @@
               <w:rPr>
                 <w:b/>
               </w:rPr>
-              <w:t>+1.16%</w:t>
+              <w:t>+1.09%</w:t>
             </w:r>
           </w:p>
         </w:tc>
@@ -22286,7 +22286,7 @@
               <w:rPr>
                 <w:b/>
               </w:rPr>
-              <w:t>101.69</w:t>
+              <w:t>101.67</w:t>
             </w:r>
           </w:p>
         </w:tc>
@@ -22317,7 +22317,7 @@
               <w:rPr>
                 <w:b/>
               </w:rPr>
-              <w:t>-0.04%</w:t>
+              <w:t>-0.06%</w:t>
             </w:r>
           </w:p>
         </w:tc>
